--- a/lectures/week12/Week12_Lecture.docx
+++ b/lectures/week12/Week12_Lecture.docx
@@ -1193,7 +1193,7 @@
           <w:sz w:val="22"/>
           <w:szCs w:val="22"/>
         </w:rPr>
-        <w:t xml:space="preserve">Why does LQR need this to be linear? The Riccati backward recursion works because, for a linear system with quadratic cost, the cost-to-go v*(t, x) is guaranteed to be a quadratic function of the state at every timestep. A quadratic function is fully described by a single matrix (S_t), and the recursion updates one matrix to get the next — exact, one backward pass, no iteration. The optimal control law falls out as a linear function of the state: u = −L_t · x.</w:t>
+        <w:t xml:space="preserve">Why does LQR need this to be linear? The Riccati backward recursion works because, for a linear system with quadratic cost, the cost-to-go v*(t, x) is guaranteed to be a quadratic function of the state at every timestep. A quadratic function is fully described by a single matrix (S_t). Quadratic is the highest order where this works: linear dynamics preserve the quadratic form at every backward step, so the recursion updates one matrix to get the next — exact, one pass, no iteration. A cubic cost-to-go would not stay cubic under propagation, and no single tensor could track it through the recursion. The optimal control law falls out as a linear function of the state: u = −L_t · x.</w:t>
       </w:r>
     </w:p>
     <w:p>
